--- a/products-storage/04-polnyy-komplekt-pto/01-30-bazovye-pakety/01-zakrytie-rabot/13-uvedomlenie-o-prosrochke-oplaty.docx
+++ b/products-storage/04-polnyy-komplekt-pto/01-30-bazovye-pakety/01-zakrytie-rabot/13-uvedomlenie-o-prosrochke-oplaty.docx
@@ -99,7 +99,7 @@
                 <w:sz w:val="24"/>
                 <w:szCs w:val="24"/>
               </w:rPr>
-              <w:t xml:space="preserve">Шаблон не вычитан юристом. Если заказчик оспаривает объёмы или качество, заявляет зачёт, если акты подписаны неуполномоченным лицом или в картотеке арбитражных дел появилось дело о банкротстве должника — типовой текст создаёт ложную уверенность. В этих случаях обращайтесь к юристу до отправки.</w:t>
+              <w:t xml:space="preserve">Тексты прошли вычитку юристом в типовой редакции. Вычитка типовой редакции не заменяет консультацию по конкретной ситуации: выводы зависят от условий вашего договора, состава подписанных документов и обстоятельств спора, и приоритет всегда у договора. Если заказчик оспаривает объёмы или качество, заявляет зачёт, если акты подписаны неуполномоченным лицом или в картотеке арбитражных дел появилось дело о банкротстве должника — типовой текст создаёт ложную уверенность. В этих случаях обращайтесь к юристу до отправки.</w:t>
             </w:r>
           </w:p>
           <w:p>

--- a/products-storage/04-polnyy-komplekt-pto/01-30-bazovye-pakety/01-zakrytie-rabot/13-uvedomlenie-o-prosrochke-oplaty.docx
+++ b/products-storage/04-polnyy-komplekt-pto/01-30-bazovye-pakety/01-zakrytie-rabot/13-uvedomlenie-o-prosrochke-oplaty.docx
@@ -99,7 +99,7 @@
                 <w:sz w:val="24"/>
                 <w:szCs w:val="24"/>
               </w:rPr>
-              <w:t xml:space="preserve">Тексты прошли вычитку юристом в типовой редакции. Вычитка типовой редакции не заменяет консультацию по конкретной ситуации: выводы зависят от условий вашего договора, состава подписанных документов и обстоятельств спора, и приоритет всегда у договора. Если заказчик оспаривает объёмы или качество, заявляет зачёт, если акты подписаны неуполномоченным лицом или в картотеке арбитражных дел появилось дело о банкротстве должника — типовой текст создаёт ложную уверенность. В этих случаях обращайтесь к юристу до отправки.</w:t>
+              <w:t xml:space="preserve">Типовая редакция сверена с текстом действующих норм 15.08.2026. Нормативная сверка — это сопоставление формулировок, сроков и порядка со статьями закона; юридической консультацией и вычиткой юристом она не является. Шаблон не заменяет консультацию по конкретной ситуации: выводы зависят от условий вашего договора, состава подписанных документов и обстоятельств спора, и приоритет всегда у договора. Если заказчик оспаривает объёмы или качество, заявляет зачёт, если акты подписаны неуполномоченным лицом или в картотеке арбитражных дел появилось дело о банкротстве должника — типовой текст создаёт ложную уверенность. В этих случаях обращайтесь к юристу до отправки.</w:t>
             </w:r>
           </w:p>
           <w:p>

--- a/products-storage/04-polnyy-komplekt-pto/01-30-bazovye-pakety/01-zakrytie-rabot/13-uvedomlenie-o-prosrochke-oplaty.docx
+++ b/products-storage/04-polnyy-komplekt-pto/01-30-bazovye-pakety/01-zakrytie-rabot/13-uvedomlenie-o-prosrochke-oplaty.docx
@@ -220,7 +220,7 @@
           <w:sz w:val="26"/>
           <w:szCs w:val="26"/>
         </w:rPr>
-        <w:t xml:space="preserve">Когда НЕ применяется</w:t>
+        <w:t xml:space="preserve">Как он соотносится с претензией</w:t>
       </w:r>
     </w:p>
     <w:p>
@@ -233,7 +233,20 @@
           <w:sz w:val="24"/>
           <w:szCs w:val="24"/>
         </w:rPr>
-        <w:t xml:space="preserve">Уведомление не заменяет претензию. Оно не выполняет требование ч. 5 ст. 4 АПК РФ о досудебном порядке — перед иском всё равно нужна претензия. Если просрочка длительная или заказчик уклоняется от контакта, этот шаг надо пропустить и направить претензию сразу.</w:t>
+        <w:t xml:space="preserve">Досудебный порядок определяется содержанием обращения, а не его названием: ч. 5 ст. 4 АПК РФ говорит о претензии или ином требовании и формы не устанавливает. Поэтому текст ниже намеренно собран как требование: в нём есть основание, сумма, срок исполнения и названные последствия неисполнения. Спорить о том, было ли «уведомление» претензией, покупателю этого комплекта не придётся.</w:t>
+      </w:r>
+    </w:p>
+    <w:p>
+      <w:pPr>
+        <w:spacing w:after="120" w:line="276"/>
+      </w:pPr>
+      <w:r>
+        <w:rPr>
+          <w:rFonts w:ascii="Times New Roman" w:cs="Times New Roman" w:eastAsia="Times New Roman" w:hAnsi="Times New Roman"/>
+          <w:sz w:val="24"/>
+          <w:szCs w:val="24"/>
+        </w:rPr>
+        <w:t xml:space="preserve">Тон при этом остаётся рабочим — в этом и смысл шага. Если просрочка длительная или заказчик уклоняется от контакта, шаг пропускается и направляется развёрнутая претензия из этого же комплекта.</w:t>
       </w:r>
     </w:p>
     <w:p>
@@ -268,7 +281,7 @@
           <w:sz w:val="24"/>
           <w:szCs w:val="24"/>
         </w:rPr>
-        <w:t xml:space="preserve">Не запускает досудебный порядок и не прерывает никаких процессуальных сроков.</w:t>
+        <w:t xml:space="preserve">Не отказывается от процентов. Право на проценты по ст. 395 ГК РФ возникает с начала просрочки независимо от мягкости формулировок; исключение — п. 4 ст. 395: если за то же нарушение договором установлена неустойка, проценты по ст. 395 не начисляются, если иное не предусмотрено законом или договором.</w:t>
       </w:r>
     </w:p>
     <w:p>
@@ -286,24 +299,6 @@
           <w:sz w:val="24"/>
           <w:szCs w:val="24"/>
         </w:rPr>
-        <w:t xml:space="preserve">Не отказывается от процентов: право на проценты по ст. 395 ГК РФ возникает с начала просрочки независимо от того, упомянуты они здесь мягко или нет.</w:t>
-      </w:r>
-    </w:p>
-    <w:p>
-      <w:pPr>
-        <w:pStyle w:val="ListParagraph"/>
-        <w:numPr>
-          <w:ilvl w:val="0"/>
-          <w:numId w:val="2"/>
-        </w:numPr>
-        <w:spacing w:after="80" w:line="276"/>
-      </w:pPr>
-      <w:r>
-        <w:rPr>
-          <w:rFonts w:ascii="Times New Roman" w:cs="Times New Roman" w:eastAsia="Times New Roman" w:hAnsi="Times New Roman"/>
-          <w:sz w:val="24"/>
-          <w:szCs w:val="24"/>
-        </w:rPr>
         <w:t xml:space="preserve">Не заменяет консультацию юриста в спорной ситуации: заказчик оспаривает акты, заявляет зачёт, есть признаки банкротства.</w:t>
       </w:r>
     </w:p>
@@ -347,7 +342,7 @@
           <w:sz w:val="24"/>
           <w:szCs w:val="24"/>
         </w:rPr>
-        <w:t xml:space="preserve"> назначаете вы сами — законом он не регулируется, это не претензионный срок. Назначайте разумный рабочий срок и держите его: пауза дольше собственного назначенного срока учит заказчика, что ваши дедлайны ничего не значат.</w:t>
+        <w:t xml:space="preserve"> назначаете вы сами. Он не сокращает срок ожидания перед иском: по ч. 5 ст. 4 АПК РФ спор можно передать в суд по истечении установленного законом или договором срока со дня направления требования, и назначенный вами короткий срок ответа его не заменяет. Назначайте разумный рабочий срок и держите его: пауза дольше собственного назначенного срока учит заказчика, что ваши дедлайны ничего не значат.</w:t>
       </w:r>
     </w:p>
     <w:p>
@@ -559,7 +554,7 @@
           <w:sz w:val="24"/>
           <w:szCs w:val="24"/>
         </w:rPr>
-        <w:t xml:space="preserve">УВЕДОМЛЕНИЕ о наступлении срока оплаты</w:t>
+        <w:t xml:space="preserve">ТРЕБОВАНИЕ (ПРЕТЕНЗИЯ) об оплате задолженности</w:t>
       </w:r>
     </w:p>
     <w:p>
@@ -976,7 +971,7 @@
     </w:p>
     <w:p>
       <w:pPr>
-        <w:spacing w:after="300" w:line="276"/>
+        <w:spacing w:after="140" w:line="276"/>
       </w:pPr>
       <w:r>
         <w:rPr>
@@ -1027,6 +1022,19 @@
           <w:szCs w:val="24"/>
         </w:rPr>
         <w:t xml:space="preserve">. Мы рассчитываем урегулировать вопрос в рабочем порядке без применения мер ответственности.</w:t>
+      </w:r>
+    </w:p>
+    <w:p>
+      <w:pPr>
+        <w:spacing w:after="300" w:line="276"/>
+      </w:pPr>
+      <w:r>
+        <w:rPr>
+          <w:rFonts w:ascii="Times New Roman" w:cs="Times New Roman" w:eastAsia="Times New Roman" w:hAnsi="Times New Roman"/>
+          <w:sz w:val="24"/>
+          <w:szCs w:val="24"/>
+        </w:rPr>
+        <w:t xml:space="preserve">В случае неисполнения настоящего требования в указанный срок мы будем вынуждены обратиться в арбитражный суд с требованием о взыскании задолженности, процентов и судебных расходов.</w:t>
       </w:r>
     </w:p>
     <w:p>

--- a/products-storage/04-polnyy-komplekt-pto/01-30-bazovye-pakety/01-zakrytie-rabot/13-uvedomlenie-o-prosrochke-oplaty.docx
+++ b/products-storage/04-polnyy-komplekt-pto/01-30-bazovye-pakety/01-zakrytie-rabot/13-uvedomlenie-o-prosrochke-oplaty.docx
@@ -281,7 +281,7 @@
           <w:sz w:val="24"/>
           <w:szCs w:val="24"/>
         </w:rPr>
-        <w:t xml:space="preserve">Не отказывается от процентов. Право на проценты по ст. 395 ГК РФ возникает с начала просрочки независимо от мягкости формулировок; исключение — п. 4 ст. 395: если за то же нарушение договором установлена неустойка, проценты по ст. 395 не начисляются, если иное не предусмотрено законом или договором.</w:t>
+        <w:t xml:space="preserve">Не отказывается от процентов. Право на проценты по ст. 395 ГК РФ возникает с начала просрочки независимо от мягкости формулировок; исключение — п. 4 ст. 395: если за то же нарушение договором установлена неустойка, проценты по ст. 395 не подлежат взысканию, если иное не предусмотрено законом или договором.</w:t>
       </w:r>
     </w:p>
     <w:p>
@@ -932,7 +932,49 @@
           <w:sz w:val="24"/>
           <w:szCs w:val="24"/>
         </w:rPr>
-        <w:t xml:space="preserve">2) произвести оплату по реквизитам: </w:t>
+        <w:t xml:space="preserve">2) произвести оплату задолженности в размере </w:t>
+      </w:r>
+      <w:r>
+        <w:rPr>
+          <w:rFonts w:ascii="Times New Roman" w:cs="Times New Roman" w:eastAsia="Times New Roman" w:hAnsi="Times New Roman"/>
+          <w:b/>
+          <w:bCs/>
+          <w:i w:val="false"/>
+          <w:iCs w:val="false"/>
+          <w:color w:val="000000"/>
+          <w:sz w:val="24"/>
+          <w:szCs w:val="24"/>
+        </w:rPr>
+        <w:t xml:space="preserve">{{СУММА_ДОЛГА}}</w:t>
+      </w:r>
+      <w:r>
+        <w:rPr>
+          <w:rFonts w:ascii="Times New Roman" w:cs="Times New Roman" w:eastAsia="Times New Roman" w:hAnsi="Times New Roman"/>
+          <w:sz w:val="24"/>
+          <w:szCs w:val="24"/>
+        </w:rPr>
+        <w:t xml:space="preserve"> в тот же срок — до </w:t>
+      </w:r>
+      <w:r>
+        <w:rPr>
+          <w:rFonts w:ascii="Times New Roman" w:cs="Times New Roman" w:eastAsia="Times New Roman" w:hAnsi="Times New Roman"/>
+          <w:b/>
+          <w:bCs/>
+          <w:i w:val="false"/>
+          <w:iCs w:val="false"/>
+          <w:color w:val="000000"/>
+          <w:sz w:val="24"/>
+          <w:szCs w:val="24"/>
+        </w:rPr>
+        <w:t xml:space="preserve">{{СРОК_ОТВЕТА_НА_УВЕДОМЛЕНИЕ}}</w:t>
+      </w:r>
+      <w:r>
+        <w:rPr>
+          <w:rFonts w:ascii="Times New Roman" w:cs="Times New Roman" w:eastAsia="Times New Roman" w:hAnsi="Times New Roman"/>
+          <w:sz w:val="24"/>
+          <w:szCs w:val="24"/>
+        </w:rPr>
+        <w:t xml:space="preserve"> — по реквизитам: </w:t>
       </w:r>
       <w:r>
         <w:rPr>
@@ -1137,7 +1179,7 @@
           <w:sz w:val="24"/>
           <w:szCs w:val="24"/>
         </w:rPr>
-        <w:t xml:space="preserve">Документ намеренно составлен без слова «претензия» и без угрозы судом: его задача — получить дату платежа, не сжигая отношения. Абзац о процентах оставьте: он фиксирует осведомлённость сторон и ни к чему вас не обязывает, зато лишает заказчика довода «мы не знали, что счёт идёт».</w:t>
+        <w:t xml:space="preserve">Тон намеренно рабочий: задача — получить дату платежа, не сжигая отношения. Но требование при этом названо требованием и последствия указаны прямо — иначе документ пришлось бы потом доказывать как претензию. Мягкость здесь в формулировках, а не в содержании. Абзац о процентах оставьте: он лишает заказчика довода «мы не знали, что счёт идёт».</w:t>
       </w:r>
     </w:p>
     <w:p>
@@ -1167,7 +1209,7 @@
           <w:sz w:val="24"/>
           <w:szCs w:val="24"/>
         </w:rPr>
-        <w:t xml:space="preserve">Достаточно канала, которым стороны реально обмениваются документами: ЭДО или электронная почта из договора. Копия почтой с описью не помешает — если дойдёт до суда, уведомление ляжет в историю переписки и покажет, что вы вели себя добросовестно.</w:t>
+        <w:t xml:space="preserve">Отправляйте так же, как претензию: почтой с описью вложения и уведомлением о вручении, дополнительно — каналом, которым стороны реально обмениваются документами (ЭДО или почта из договора). Опись здесь не «не помешает», а нужна: она доказывает, что направлено было именно это требование. Опись и трек-номер сохраните.</w:t>
       </w:r>
     </w:p>
     <w:p>

--- a/products-storage/04-polnyy-komplekt-pto/01-30-bazovye-pakety/01-zakrytie-rabot/13-uvedomlenie-o-prosrochke-oplaty.docx
+++ b/products-storage/04-polnyy-komplekt-pto/01-30-bazovye-pakety/01-zakrytie-rabot/13-uvedomlenie-o-prosrochke-oplaty.docx
@@ -31,7 +31,7 @@
           <w:sz w:val="24"/>
           <w:szCs w:val="24"/>
         </w:rPr>
-        <w:t xml:space="preserve">Мягкий первый шаг: зафиксировать просрочку, не сжигая отношения. Шаблон и инструкция.</w:t>
+        <w:t xml:space="preserve">Первое письмо о долге: рабочий тон, но по содержанию — досудебное требование. Шаблон и инструкция.</w:t>
       </w:r>
     </w:p>
     <w:tbl>
@@ -150,7 +150,7 @@
           <w:sz w:val="24"/>
           <w:szCs w:val="24"/>
         </w:rPr>
-        <w:t xml:space="preserve">Письменно зафиксировать факт просрочки и запросить срок оплаты, не переводя отношения в претензионный режим. Уведомление сохраняет рабочий тон с заказчиком, у которого вы, возможно, ещё работаете, — и одновременно создаёт письменный след, который пригодится, если дойдёт до претензии и суда.</w:t>
+        <w:t xml:space="preserve">Письменно зафиксировать факт просрочки и потребовать оплату, сохранив рабочий тон с заказчиком, у которого вы, возможно, ещё работаете. Тон здесь мягкий, содержание — нет: письмо составлено как требование, чтобы потом не пришлось доказывать, чем оно было.</w:t>
       </w:r>
     </w:p>
     <w:p>
@@ -233,7 +233,7 @@
           <w:sz w:val="24"/>
           <w:szCs w:val="24"/>
         </w:rPr>
-        <w:t xml:space="preserve">Досудебный порядок определяется содержанием обращения, а не его названием: ч. 5 ст. 4 АПК РФ говорит о претензии или ином требовании и формы не устанавливает. Поэтому текст ниже намеренно собран как требование: в нём есть основание, сумма, срок исполнения и названные последствия неисполнения. Спорить о том, было ли «уведомление» претензией, покупателю этого комплекта не придётся.</w:t>
+        <w:t xml:space="preserve">Часть 5 ст. 4 АПК РФ говорит о претензии или ином требовании и формы обращения не устанавливает. Поэтому текст ниже намеренно собран как требование: в нём есть основание, сумма, срок исполнения и названные последствия неисполнения. Достаточно ли конкретного письма для соблюдения досудебного порядка, оценивает суд по его содержанию — гарантии здесь не даёт ни один шаблон, и чем полнее изложено требование, тем меньше повод для спора.</w:t>
       </w:r>
     </w:p>
     <w:p>
@@ -246,7 +246,7 @@
           <w:sz w:val="24"/>
           <w:szCs w:val="24"/>
         </w:rPr>
-        <w:t xml:space="preserve">Тон при этом остаётся рабочим — в этом и смысл шага. Если просрочка длительная или заказчик уклоняется от контакта, шаг пропускается и направляется развёрнутая претензия из этого же комплекта.</w:t>
+        <w:t xml:space="preserve">Тон при этом остаётся рабочим — в этом и смысл шага. Если просрочка длительная или заказчик уклоняется от контакта, шаг пропускается и сразу направляется развёрнутая претензия из этого же комплекта: там подробнее изложено основание и приложен расчёт процентов.</w:t>
       </w:r>
     </w:p>
     <w:p>
@@ -316,7 +316,7 @@
           <w:sz w:val="26"/>
           <w:szCs w:val="26"/>
         </w:rPr>
-        <w:t xml:space="preserve">О сроке ответа</w:t>
+        <w:t xml:space="preserve">О сроке</w:t>
       </w:r>
     </w:p>
     <w:p>
@@ -334,15 +334,28 @@
           <w:sz w:val="24"/>
           <w:szCs w:val="24"/>
         </w:rPr>
-        <w:t xml:space="preserve">{{СРОК_ОТВЕТА_НА_УВЕДОМЛЕНИЕ}}</w:t>
-      </w:r>
-      <w:r>
-        <w:rPr>
-          <w:rFonts w:ascii="Times New Roman" w:cs="Times New Roman" w:eastAsia="Times New Roman" w:hAnsi="Times New Roman"/>
-          <w:sz w:val="24"/>
-          <w:szCs w:val="24"/>
-        </w:rPr>
-        <w:t xml:space="preserve"> назначаете вы сами. Он не сокращает срок ожидания перед иском: по ч. 5 ст. 4 АПК РФ спор можно передать в суд по истечении установленного законом или договором срока со дня направления требования, и назначенный вами короткий срок ответа его не заменяет. Назначайте разумный рабочий срок и держите его: пауза дольше собственного назначенного срока учит заказчика, что ваши дедлайны ничего не значат.</w:t>
+        <w:t xml:space="preserve">{{СРОК_ИСПОЛНЕНИЯ_ТРЕБОВАНИЯ}}</w:t>
+      </w:r>
+      <w:r>
+        <w:rPr>
+          <w:rFonts w:ascii="Times New Roman" w:cs="Times New Roman" w:eastAsia="Times New Roman" w:hAnsi="Times New Roman"/>
+          <w:sz w:val="24"/>
+          <w:szCs w:val="24"/>
+        </w:rPr>
+        <w:t xml:space="preserve"> назначаете вы сами, и в тексте письма он один на оба требования — объяснить причину задержки и заплатить. Поле названо сроком исполнения требования, а не сроком ответа, именно поэтому: письмо требует денег, а не переписки.</w:t>
+      </w:r>
+    </w:p>
+    <w:p>
+      <w:pPr>
+        <w:spacing w:after="120" w:line="276"/>
+      </w:pPr>
+      <w:r>
+        <w:rPr>
+          <w:rFonts w:ascii="Times New Roman" w:cs="Times New Roman" w:eastAsia="Times New Roman" w:hAnsi="Times New Roman"/>
+          <w:sz w:val="24"/>
+          <w:szCs w:val="24"/>
+        </w:rPr>
+        <w:t xml:space="preserve">Срок ожидания перед иском он не сокращает: по ч. 5 ст. 4 АПК РФ спор можно передать в суд по истечении установленного законом или договором срока со дня направления требования, и назначенный вами более короткий срок его не заменяет. Назначайте разумный рабочий срок и держите его: пауза дольше собственного назначенного срока учит заказчика, что ваши дедлайны ничего не значат.</w:t>
       </w:r>
     </w:p>
     <w:p>
@@ -911,7 +924,7 @@
           <w:sz w:val="24"/>
           <w:szCs w:val="24"/>
         </w:rPr>
-        <w:t xml:space="preserve">{{СРОК_ОТВЕТА_НА_УВЕДОМЛЕНИЕ}}</w:t>
+        <w:t xml:space="preserve">{{СРОК_ИСПОЛНЕНИЯ_ТРЕБОВАНИЯ}}</w:t>
       </w:r>
       <w:r>
         <w:rPr>
@@ -966,7 +979,7 @@
           <w:sz w:val="24"/>
           <w:szCs w:val="24"/>
         </w:rPr>
-        <w:t xml:space="preserve">{{СРОК_ОТВЕТА_НА_УВЕДОМЛЕНИЕ}}</w:t>
+        <w:t xml:space="preserve">{{СРОК_ИСПОЛНЕНИЯ_ТРЕБОВАНИЯ}}</w:t>
       </w:r>
       <w:r>
         <w:rPr>
@@ -1063,7 +1076,7 @@
           <w:sz w:val="24"/>
           <w:szCs w:val="24"/>
         </w:rPr>
-        <w:t xml:space="preserve">. Мы рассчитываем урегулировать вопрос в рабочем порядке без применения мер ответственности.</w:t>
+        <w:t xml:space="preserve">. Мы рассчитываем урегулировать вопрос в рабочем порядке. Настоящее письмо не является отказом от начисленных процентов (неустойки) и их начисление не прекращает.</w:t>
       </w:r>
     </w:p>
     <w:p>
@@ -1239,7 +1252,56 @@
           <w:sz w:val="24"/>
           <w:szCs w:val="24"/>
         </w:rPr>
-        <w:t xml:space="preserve">Если в назначенный срок нет ни ответа, ни денег — переходите к претензии. Порядок и сроки — в файле «Алгоритм действий при задержке оплаты», шаг «Претензия».</w:t>
+        <w:t xml:space="preserve">Если в назначенный срок нет ни ответа, ни денег, возможны два хода, и выбор между ними ваш.</w:t>
+      </w:r>
+    </w:p>
+    <w:p>
+      <w:pPr>
+        <w:pStyle w:val="ListParagraph"/>
+        <w:numPr>
+          <w:ilvl w:val="0"/>
+          <w:numId w:val="2"/>
+        </w:numPr>
+        <w:spacing w:after="80" w:line="276"/>
+      </w:pPr>
+      <w:r>
+        <w:rPr>
+          <w:rFonts w:ascii="Times New Roman" w:cs="Times New Roman" w:eastAsia="Times New Roman" w:hAnsi="Times New Roman"/>
+          <w:sz w:val="24"/>
+          <w:szCs w:val="24"/>
+        </w:rPr>
+        <w:t xml:space="preserve">Направить развёрнутую претензию из этого же комплекта — она подробнее излагает основание и идёт с расчётом процентов. Это не обязательный повтор пройденного: второе письмо усиливает позицию и снимает спор о том, был ли досудебный порядок соблюдён.</w:t>
+      </w:r>
+    </w:p>
+    <w:p>
+      <w:pPr>
+        <w:pStyle w:val="ListParagraph"/>
+        <w:numPr>
+          <w:ilvl w:val="0"/>
+          <w:numId w:val="2"/>
+        </w:numPr>
+        <w:spacing w:after="80" w:line="276"/>
+      </w:pPr>
+      <w:r>
+        <w:rPr>
+          <w:rFonts w:ascii="Times New Roman" w:cs="Times New Roman" w:eastAsia="Times New Roman" w:hAnsi="Times New Roman"/>
+          <w:sz w:val="24"/>
+          <w:szCs w:val="24"/>
+        </w:rPr>
+        <w:t xml:space="preserve">Считать досудебный порядок исполненным этим письмом и готовить иск. Срок ожидания при этом считается со дня направления письма, а не со дня истечения назначенного вами срока.</w:t>
+      </w:r>
+    </w:p>
+    <w:p>
+      <w:pPr>
+        <w:spacing w:after="120" w:line="276"/>
+      </w:pPr>
+      <w:r>
+        <w:rPr>
+          <w:rFonts w:ascii="Times New Roman" w:cs="Times New Roman" w:eastAsia="Times New Roman" w:hAnsi="Times New Roman"/>
+          <w:sz w:val="24"/>
+          <w:szCs w:val="24"/>
+        </w:rPr>
+        <w:t xml:space="preserve">Порядок целиком — в файле «Алгоритм действий при задержке оплаты». Если сомневаетесь, какой ход ваш, берите первый: он дороже на неделю и дешевле на возврат иска без рассмотрения.</w:t>
       </w:r>
     </w:p>
     <w:sectPr>

--- a/products-storage/04-polnyy-komplekt-pto/01-30-bazovye-pakety/01-zakrytie-rabot/13-uvedomlenie-o-prosrochke-oplaty.docx
+++ b/products-storage/04-polnyy-komplekt-pto/01-30-bazovye-pakety/01-zakrytie-rabot/13-uvedomlenie-o-prosrochke-oplaty.docx
@@ -99,7 +99,7 @@
                 <w:sz w:val="24"/>
                 <w:szCs w:val="24"/>
               </w:rPr>
-              <w:t xml:space="preserve">Типовая редакция сверена с текстом действующих норм 15.08.2026. Нормативная сверка — это сопоставление формулировок, сроков и порядка со статьями закона; юридической консультацией и вычиткой юристом она не является. Шаблон не заменяет консультацию по конкретной ситуации: выводы зависят от условий вашего договора, состава подписанных документов и обстоятельств спора, и приоритет всегда у договора. Если заказчик оспаривает объёмы или качество, заявляет зачёт, если акты подписаны неуполномоченным лицом или в картотеке арбитражных дел появилось дело о банкротстве должника — типовой текст создаёт ложную уверенность. В этих случаях обращайтесь к юристу до отправки.</w:t>
+              <w:t xml:space="preserve">Типовая редакция сверена с текстом действующих норм 16.08.2026. Нормативная сверка — это сопоставление формулировок, сроков и порядка со статьями закона; юридической консультацией и вычиткой юристом она не является. Шаблон не заменяет консультацию по конкретной ситуации: выводы зависят от условий вашего договора, состава подписанных документов и обстоятельств спора, и приоритет всегда у договора. Если заказчик оспаривает объёмы или качество, заявляет зачёт, если акты подписаны неуполномоченным лицом или в картотеке арбитражных дел появилось дело о банкротстве должника — типовой текст создаёт ложную уверенность. В этих случаях обращайтесь к юристу до отправки.</w:t>
             </w:r>
           </w:p>
           <w:p>
@@ -281,7 +281,7 @@
           <w:sz w:val="24"/>
           <w:szCs w:val="24"/>
         </w:rPr>
-        <w:t xml:space="preserve">Не отказывается от процентов. Право на проценты по ст. 395 ГК РФ возникает с начала просрочки независимо от мягкости формулировок; исключение — п. 4 ст. 395: если за то же нарушение договором установлена неустойка, проценты по ст. 395 не подлежат взысканию, если иное не предусмотрено законом или договором.</w:t>
+        <w:t xml:space="preserve">Не отказывается от процентов. Право на проценты по ст. 395 ГК РФ возникает с начала просрочки независимо от мягкости формулировок; исключение — п. 4 ст. 395: если соглашением сторон (в договоре или отдельным соглашением) предусмотрена неустойка за неисполнение или ненадлежащее исполнение денежного обязательства, проценты по ст. 395 не подлежат взысканию, если иное не предусмотрено законом или договором.</w:t>
       </w:r>
     </w:p>
     <w:p>
@@ -376,7 +376,7 @@
           <w:sz w:val="32"/>
           <w:szCs w:val="32"/>
         </w:rPr>
-        <w:t xml:space="preserve">Текст уведомления</w:t>
+        <w:t xml:space="preserve">Текст требования (претензии)</w:t>
       </w:r>
     </w:p>
     <w:p>
@@ -1223,6 +1223,19 @@
           <w:szCs w:val="24"/>
         </w:rPr>
         <w:t xml:space="preserve">Отправляйте так же, как претензию: почтой с описью вложения и уведомлением о вручении, дополнительно — каналом, которым стороны реально обмениваются документами (ЭДО или почта из договора). Опись здесь не «не помешает», а нужна: она доказывает, что направлено было именно это требование. Опись и трек-номер сохраните.</w:t>
+      </w:r>
+    </w:p>
+    <w:p>
+      <w:pPr>
+        <w:spacing w:after="120" w:line="276"/>
+      </w:pPr>
+      <w:r>
+        <w:rPr>
+          <w:rFonts w:ascii="Times New Roman" w:cs="Times New Roman" w:eastAsia="Times New Roman" w:hAnsi="Times New Roman"/>
+          <w:sz w:val="24"/>
+          <w:szCs w:val="24"/>
+        </w:rPr>
+        <w:t xml:space="preserve">В описи вложения указывайте наименование из шапки письма — «Требование (претензия) об оплате задолженности», а не «уведомление»: опись доказывает, что направлено было именно требование.</w:t>
       </w:r>
     </w:p>
     <w:p>
@@ -1288,7 +1301,7 @@
           <w:sz w:val="24"/>
           <w:szCs w:val="24"/>
         </w:rPr>
-        <w:t xml:space="preserve">Считать досудебный порядок исполненным этим письмом и готовить иск. Срок ожидания при этом считается со дня направления письма, а не со дня истечения назначенного вами срока.</w:t>
+        <w:t xml:space="preserve">Считать досудебный порядок исполненным этим письмом и готовить иск. Срок ожидания при этом считается со дня направления письма, а не со дня истечения назначенного вами срока, и подать иск можно только по истечении срока, установленного законом или договором, — назначенный вами срок его не заменяет.</w:t>
       </w:r>
     </w:p>
     <w:p>
@@ -1301,7 +1314,7 @@
           <w:sz w:val="24"/>
           <w:szCs w:val="24"/>
         </w:rPr>
-        <w:t xml:space="preserve">Порядок целиком — в файле «Алгоритм действий при задержке оплаты». Если сомневаетесь, какой ход ваш, берите первый: он дороже на неделю и дешевле на возврат иска без рассмотрения.</w:t>
+        <w:t xml:space="preserve">Порядок целиком — в файле «Алгоритм действий при задержке оплаты». Если сомневаетесь, какой ход ваш, берите первый: он дороже на неделю и дешевле, чем возвращение искового заявления или оставление иска без рассмотрения из-за спора о досудебном порядке.</w:t>
       </w:r>
     </w:p>
     <w:sectPr>
